--- a/arb/docx/07.content.docx
+++ b/arb/docx/07.content.docx
@@ -147,13 +147,6 @@
         <w:rPr>
           <w:lang w:val="ar_AE" w:bidi="ar_AE"/>
         </w:rPr>
-      </w:r>
-      <w:r>
-        <w:rPr>
-          <w:i/>
-          <w:lang w:val="ar_AE" w:bidi="ar_AE"/>
-        </w:rPr>
-        <w:t>القضاة 1: 1, القضاة ١: ٤–٥, القضاة ١: ٧, القضاة ١: ١٠, القضاة ١: ١٢–١٣, القضاة ١: ١٥, القضاة ١: ١٦, القضاة 1: 19, القضاة 1: 21, القضاة 1: 25–26, القضاة 1: 28, القضاة ١: ٣٢, قضاة 1: 34–35, القضاة ٢: ١, القضاة ٢: ٣–٤, القضاة ٢: ٧, القضاة ٢: ١٢, القضاة ٢: ١٥, القضاة ٢: ١٦, القضاة 2: 19, قضاة ٢: ٢١–٢٢, القضاة 3: 1, القضاة ٣: ٤, القضاة ٣: ٧, القضاة ٣: ٩, القضاة 3: 12, القضاة ٣: ١٥, القضاة ٣: ١٦, قضاة ٣: ١٩–٢٠, القضاة 3: 22, القضاة 3: 24, القضاة ٣: ٢٦, القضاة 3: 28, القضاة ٣: ٣١, القضاة ٤: ٣, القضاة ٤: ٤, القضاة ٤: ٧, القضاة ٤: ٨–٩, القضاة ٤: ١١, القضاة ٤: ١٦, القضاة ٤: ١٧, القضاة 4: 19, القضاة 4: 21, القضاة 5: 4, القضاة 5: 6, القضاة 5: 8, القضاة 5: 10, القضاة 5: 13, القضاة 5: 15, القضاة 5: 18, القضاة 5: 20, القضاة 5: 24, القضاة 5: 26, القضاة 5: 28, القضاة 5: 31, قضاة ٦: ٢, القضاة ٦: ٣, القضاة ٦: ٥, قضاة 6: 10, القضاة 6: 11, القضاة 6: 13, قضاة 6: 15, القضاة 6: 18, القضاة 6: 20, القضاة 6: 21, القضاة ٦: ٢٢–٢٣, القضاة 6: 26, القضاة 6: 27, القضاة 6: 30, قضاة 6: 32, قضاة 6: 36–37, القضاة 6: 38, قضاة 6: 39, القضاة ٧: ٢–٣, القضاة ٧: ٤, القضاة ٧: ٥, القضاة ٧: ٧–٨, القضاة ٧: ١٠–١١, القضاة ٧: ١٣–١٤, القضاة ٧: ١٦, القضاة ٧: ١٩, القضاة 7: 22, القضاة 7: 24, القضاة 8: 1, القضاة ٨: ٥, القضاة 8: 6, قضاة ٨: ٨–٩, القضاة 8: 11, القضاة 8: 15–16, القضاة ٨: ١٨–١٩, القضاة ٨: ٢٠, القضاة ٨: ٢٣, قضاة ٨: ٢٤, القضاة 8: 27, القضاة 8: 27 (#2), القضاة 8: 33, القضاة 9: 1, القضاة 9: 3, القضاة ٩: ٤, القضاة ٩: ٥, القضاة 9: 7, القضاة 9: 18, القضاة 9: 20, القضاة 9:20 (#2), القضاة 9: 23–24, القضاة 9: 25, القضاة 9: 28–29, القضاة 9: 30, القضاة 9: 31, القضاة 9: 36, القضاة ٩: ٣٨, قضاة ٩: ٤٠, القضاة 9: 45, القضاة 9: 46, القضاة 9: 48–49, القضاة 9: 52–53, القضاة 9: 54, القضاة 9: 57, القضاة 10: 1, القضاة 10: 6–7, القضاة 10: 9, القضاة 10: 14, القضاة 10: 16, القضاة 11: 1, القضاة ١١: ٥–٦, القضاة 11: 7–8, القضاة 11: 9, القضاة ١١: ١٢–١٣, القضاة 11: 17, القضاة 11: 18, القضاة 11: 21, القضاة 11: 26, القضاة 11: 30, القضاة 11: 32, قضاة 11: 34, القضاة 11: 36–37, القضاة 11: 39, القضاة 12: 1, القضاة 12: 4, القضاة 12: 5–6, القضاة 13: 2, القضاة 13: 5, القضاة 13: 6, القضاة 13: 9, القضاة ١٣: ١٢, القضاة 13: 16, القضاة ١٣: ١٩–٢٠, القضاة ١٣: ٢٥, القضاة ١٤: ٢, قضاة 14: 3, قضاة 14: 6, القضاة 14: 8, القضاة ١٤: ١٣, قضاة 14: 15, قضاة 14: 17, القضاة ١٤: ١٩, القضاة ١٥: ١, قضاة 15: 3–4, قضاة ١٥: ٦, القضاة 15: 7–8, القضاة ١٥: ٩–١٠, قضاة 15: 12, القضاة ١٥: ١٥, القضاة 15: 18, القضاة ١٥: ١٩, القضاة 16: 2, القضاة 16: 3, القضاة 16: 5, القضاة 16: 9, القضاة 16: 12, قضاة 16: 16, القضاة 16: 17, القضاة 16: 19, القضاة 16: 21, القضاة 16: 23, القضاة 16: 26, القضاة 16: 28, القضاة 16: 30, القضاة 17: 2, القضاة 17: 3, القضاة 17: 5, القضاة ١٧: ٨, القضاة ١٧: ١٠, القضاة ١٧: ١٣, القضاة 18: 1, القضاة 18: 5, القضاة 18: 9, القضاة 18: 14, القضاة 18:17, القضاة 18: 24, القضاة 18: 26, القضاة 18: 28, القضاة 18: 30, القضاة 19: 1, القضاة 19: 3, القضاة 19: 5–6, القضاة 19: 7, القضاة 19: 9, القضاة 19: 12, القضاة 19: 15, القضاة 19: 16, القضاة 19: 20, القضاة 19: 22, القضاة 19: 24, القضاة 19: 25–26, القضاة 19: 28, القضاة 19: 29, القضاة ٢٠: ١, القضاة ٢٠: ٥, القضاة ٢٠: ٩, القضاة 20: 13, القضاة ٢٠: ١٤, القضاة 20: 16, القضاة ٢٠: ١٨, القضاة 20: 26, القضاة ٢٠: ٢٧, القضاة 20: 32, القضاة 20: 36, القضاة 20: 38, القضاة 20: 42, القضاة ٢٠: ٤٧, القضاة 21: 1, القضاة ٢١: ٣, القضاة ٢١: ٥, القضاة 21: 8, القضاة 21: 12, القضاة 21: 14, القضاة 21: 19, القضاة 21: 21, القضاة 21: 22, القضاة 21: 25</w:t>
       </w:r>
       <w:r>
         <w:rPr>

--- a/arb/docx/07.content.docx
+++ b/arb/docx/07.content.docx
@@ -132,21 +132,6 @@
           <w:lang w:val="ar_AE" w:bidi="ar_AE"/>
         </w:rPr>
         <w:t>JDG</w:t>
-      </w:r>
-      <w:r>
-        <w:rPr>
-          <w:lang w:val="ar_AE" w:bidi="ar_AE"/>
-        </w:rPr>
-      </w:r>
-    </w:p>
-    <w:p>
-      <w:pPr>
-        <w:bidi/>
-      </w:pPr>
-      <w:r>
-        <w:rPr>
-          <w:lang w:val="ar_AE" w:bidi="ar_AE"/>
-        </w:rPr>
       </w:r>
       <w:r>
         <w:rPr>

--- a/arb/docx/07.content.docx
+++ b/arb/docx/07.content.docx
@@ -22,7 +22,7 @@
         <w:rPr>
           <w:lang w:val="ar_AE" w:bidi="ar_AE"/>
         </w:rPr>
-        <w:t>Resource: أسئلة الترجمة (unfoldingWord)</w:t>
+        <w:t>Resource: unfoldingWord® Translation Questions</w:t>
       </w:r>
       <w:r>
         <w:rPr>
@@ -91,7 +91,7 @@
         <w:rPr>
           <w:lang w:val="ar_AE" w:bidi="ar_AE"/>
         </w:rPr>
-        <w:t>أسئلة الترجمة (unfoldingWord)</w:t>
+        <w:t>unfoldingWord® Translation Questions</w:t>
       </w:r>
     </w:p>
     <w:p>
